--- a/text/part1/10WarlockENAI.docx
+++ b/text/part1/10WarlockENAI.docx
@@ -1,6 +1,6 @@
 
 <file path=word/document.xml><?xml version="1.0" encoding="utf-8"?>
-<w:document xmlns:wpc="http://schemas.microsoft.com/office/word/2010/wordprocessingCanvas" xmlns:cx="http://schemas.microsoft.com/office/drawing/2014/chartex" xmlns:cx1="http://schemas.microsoft.com/office/drawing/2015/9/8/chartex" xmlns:cx2="http://schemas.microsoft.com/office/drawing/2015/10/21/chartex" xmlns:cx3="http://schemas.microsoft.com/office/drawing/2016/5/9/chartex" xmlns:cx4="http://schemas.microsoft.com/office/drawing/2016/5/10/chartex" xmlns:cx5="http://schemas.microsoft.com/office/drawing/2016/5/11/chartex" xmlns:cx6="http://schemas.microsoft.com/office/drawing/2016/5/12/chartex" xmlns:cx7="http://schemas.microsoft.com/office/drawing/2016/5/13/chartex" xmlns:cx8="http://schemas.microsoft.com/office/drawing/2016/5/14/chartex" xmlns:mc="http://schemas.openxmlformats.org/markup-compatibility/2006" xmlns:aink="http://schemas.microsoft.com/office/drawing/2016/ink" xmlns:am3d="http://schemas.microsoft.com/office/drawing/2017/model3d" xmlns:o="urn:schemas-microsoft-com:office:office" xmlns:oel="http://schemas.microsoft.com/office/2019/extlst" xmlns:r="http://schemas.openxmlformats.org/officeDocument/2006/relationships" xmlns:m="http://schemas.openxmlformats.org/officeDocument/2006/math" xmlns:v="urn:schemas-microsoft-com:vml" xmlns:wp14="http://schemas.microsoft.com/office/word/2010/wordprocessingDrawing" xmlns:wp="http://schemas.openxmlformats.org/drawingml/2006/wordprocessingDrawing" xmlns:w10="urn:schemas-microsoft-com:office:word" xmlns:w="http://schemas.openxmlformats.org/wordprocessingml/2006/main" xmlns:w14="http://schemas.microsoft.com/office/word/2010/wordml" xmlns:w15="http://schemas.microsoft.com/office/word/2012/wordml" xmlns:w16cei="http://schemas.microsoft.com/office/word/2026/wordml/cei" xmlns:w16cex="http://schemas.microsoft.com/office/word/2018/wordml/cex" xmlns:w16cid="http://schemas.microsoft.com/office/word/2016/wordml/cid" xmlns:w16="http://schemas.microsoft.com/office/word/2018/wordml" xmlns:w16du="http://schemas.microsoft.com/office/word/2023/wordml/word16du" xmlns:w16sdtdh="http://schemas.microsoft.com/office/word/2020/wordml/sdtdatahash" xmlns:w16sdtfl="http://schemas.microsoft.com/office/word/2024/wordml/sdtformatlock" xmlns:w16se="http://schemas.microsoft.com/office/word/2015/wordml/symex" xmlns:wpg="http://schemas.microsoft.com/office/word/2010/wordprocessingGroup" xmlns:wpi="http://schemas.microsoft.com/office/word/2010/wordprocessingInk" xmlns:wne="http://schemas.microsoft.com/office/word/2006/wordml" xmlns:wps="http://schemas.microsoft.com/office/word/2010/wordprocessingShape" mc:Ignorable="w14 w15 w16se w16cid w16 w16cex w16sdtdh w16sdtfl w16du wp14">
+<w:document xmlns:wpc="http://schemas.microsoft.com/office/word/2010/wordprocessingCanvas" xmlns:cx="http://schemas.microsoft.com/office/drawing/2014/chartex" xmlns:cx1="http://schemas.microsoft.com/office/drawing/2015/9/8/chartex" xmlns:cx2="http://schemas.microsoft.com/office/drawing/2015/10/21/chartex" xmlns:cx3="http://schemas.microsoft.com/office/drawing/2016/5/9/chartex" xmlns:cx4="http://schemas.microsoft.com/office/drawing/2016/5/10/chartex" xmlns:cx5="http://schemas.microsoft.com/office/drawing/2016/5/11/chartex" xmlns:cx6="http://schemas.microsoft.com/office/drawing/2016/5/12/chartex" xmlns:cx7="http://schemas.microsoft.com/office/drawing/2016/5/13/chartex" xmlns:cx8="http://schemas.microsoft.com/office/drawing/2016/5/14/chartex" xmlns:mc="http://schemas.openxmlformats.org/markup-compatibility/2006" xmlns:aink="http://schemas.microsoft.com/office/drawing/2016/ink" xmlns:am3d="http://schemas.microsoft.com/office/drawing/2017/model3d" xmlns:o="urn:schemas-microsoft-com:office:office" xmlns:oel="http://schemas.microsoft.com/office/2019/extlst" xmlns:r="http://schemas.openxmlformats.org/officeDocument/2006/relationships" xmlns:m="http://schemas.openxmlformats.org/officeDocument/2006/math" xmlns:v="urn:schemas-microsoft-com:vml" xmlns:wp14="http://schemas.microsoft.com/office/word/2010/wordprocessingDrawing" xmlns:wp="http://schemas.openxmlformats.org/drawingml/2006/wordprocessingDrawing" xmlns:w10="urn:schemas-microsoft-com:office:word" xmlns:w="http://schemas.openxmlformats.org/wordprocessingml/2006/main" xmlns:w14="http://schemas.microsoft.com/office/word/2010/wordml" xmlns:w15="http://schemas.microsoft.com/office/word/2012/wordml" xmlns:w16cex="http://schemas.microsoft.com/office/word/2018/wordml/cex" xmlns:w16cid="http://schemas.microsoft.com/office/word/2016/wordml/cid" xmlns:w16="http://schemas.microsoft.com/office/word/2018/wordml" xmlns:w16du="http://schemas.microsoft.com/office/word/2023/wordml/word16du" xmlns:w16sdtdh="http://schemas.microsoft.com/office/word/2020/wordml/sdtdatahash" xmlns:w16sdtfl="http://schemas.microsoft.com/office/word/2024/wordml/sdtformatlock" xmlns:w16se="http://schemas.microsoft.com/office/word/2015/wordml/symex" xmlns:wpg="http://schemas.microsoft.com/office/word/2010/wordprocessingGroup" xmlns:wpi="http://schemas.microsoft.com/office/word/2010/wordprocessingInk" xmlns:wne="http://schemas.microsoft.com/office/word/2006/wordml" xmlns:wps="http://schemas.microsoft.com/office/word/2010/wordprocessingShape" mc:Ignorable="w14 w15 w16se w16cid w16 w16cex w16sdtdh w16sdtfl w16du wp14">
   <w:body>
     <w:p>
       <w:pPr>
@@ -139,15 +139,7 @@
     </w:p>
     <w:p>
       <w:r>
-        <w:t xml:space="preserve">That, Augusto said, was not merely </w:t>
-      </w:r>
-      <w:proofErr w:type="spellStart"/>
-      <w:r>
-        <w:t>Meyron's</w:t>
-      </w:r>
-      <w:proofErr w:type="spellEnd"/>
-      <w:r>
-        <w:t xml:space="preserve"> profession.</w:t>
+        <w:t>That, Augusto said, was not merely Meyron's profession.</w:t>
       </w:r>
     </w:p>
     <w:p>
@@ -168,32 +160,24 @@
     </w:p>
     <w:p>
       <w:r>
-        <w:t xml:space="preserve">Augusto told us all this while we flew toward </w:t>
+        <w:t>Augusto told us all this while we flew toward Meyron's estate on our dragons.</w:t>
+      </w:r>
+    </w:p>
+    <w:p>
+      <w:r>
+        <w:t>The journey would take about an hour, giving us more than enough time to learn everything we reasonably could about the man we were about to meet.</w:t>
+      </w:r>
+    </w:p>
+    <w:p>
+      <w:r>
+        <w:t xml:space="preserve">Before we departed, however, we'd witnessed the rather amusing spectacle of loading Baldur—and his </w:t>
       </w:r>
       <w:proofErr w:type="spellStart"/>
       <w:r>
-        <w:t>Meyron's</w:t>
+        <w:t>han</w:t>
       </w:r>
       <w:proofErr w:type="spellEnd"/>
       <w:r>
-        <w:t xml:space="preserve"> estate on our dragons.</w:t>
-      </w:r>
-    </w:p>
-    <w:p>
-      <w:r>
-        <w:t>The journey would take about an hour, giving us more than enough time to learn everything we reasonably could about the man we were about to meet.</w:t>
-      </w:r>
-    </w:p>
-    <w:p>
-      <w:r>
-        <w:t xml:space="preserve">Before we departed, however, we'd witnessed the rather amusing spectacle of loading Baldur—and his </w:t>
-      </w:r>
-      <w:proofErr w:type="spellStart"/>
-      <w:r>
-        <w:t>han</w:t>
-      </w:r>
-      <w:proofErr w:type="spellEnd"/>
-      <w:r>
         <w:t>-wolf—into the howdah on Zenon's back.</w:t>
       </w:r>
     </w:p>
@@ -253,13 +237,8 @@
       </w:r>
     </w:p>
     <w:p>
-      <w:proofErr w:type="spellStart"/>
-      <w:r>
-        <w:t>Meyron's</w:t>
-      </w:r>
-      <w:proofErr w:type="spellEnd"/>
-      <w:r>
-        <w:t xml:space="preserve"> estate consisted of several buildings constructed from pale beige brick and dark, weathered timber, all crowned with roofs of the same deep burgundy color.</w:t>
+      <w:r>
+        <w:t>Meyron's estate consisted of several buildings constructed from pale beige brick and dark, weathered timber, all crowned with roofs of the same deep burgundy color.</w:t>
       </w:r>
     </w:p>
     <w:p>
@@ -416,15 +395,7 @@
     </w:p>
     <w:p>
       <w:r>
-        <w:t xml:space="preserve">“Circle nearby for a while. </w:t>
-      </w:r>
-      <w:proofErr w:type="spellStart"/>
-      <w:r>
-        <w:t>Luminus</w:t>
-      </w:r>
-      <w:proofErr w:type="spellEnd"/>
-      <w:r>
-        <w:t xml:space="preserve"> knows Zenon and me. I’ll try to persuade him to receive us.”</w:t>
+        <w:t>“Circle nearby for a while. Luminus knows Zenon and me. I’ll try to persuade him to receive us.”</w:t>
       </w:r>
     </w:p>
     <w:p>
@@ -495,15 +466,7 @@
     <w:p>
       <w:r>
         <w:lastRenderedPageBreak/>
-        <w:t xml:space="preserve">Meyron took several steps toward </w:t>
-      </w:r>
-      <w:proofErr w:type="spellStart"/>
-      <w:r>
-        <w:t>Luminus</w:t>
-      </w:r>
-      <w:proofErr w:type="spellEnd"/>
-      <w:r>
-        <w:t xml:space="preserve"> and stopped beside him, speaking while accompanying his words with slow, measured gestures.</w:t>
+        <w:t>Meyron took several steps toward Luminus and stopped beside him, speaking while accompanying his words with slow, measured gestures.</w:t>
       </w:r>
     </w:p>
     <w:p>
@@ -513,15 +476,7 @@
     </w:p>
     <w:p>
       <w:r>
-        <w:t xml:space="preserve">After listening, </w:t>
-      </w:r>
-      <w:proofErr w:type="spellStart"/>
-      <w:r>
-        <w:t>Luminus</w:t>
-      </w:r>
-      <w:proofErr w:type="spellEnd"/>
-      <w:r>
-        <w:t xml:space="preserve"> turned away with deliberate emphasis and moved aside, clearing a place for us to land.</w:t>
+        <w:t>After listening, Luminus turned away with deliberate emphasis and moved aside, clearing a place for us to land.</w:t>
       </w:r>
     </w:p>
     <w:p>
@@ -586,15 +541,7 @@
     </w:p>
     <w:p>
       <w:r>
-        <w:t xml:space="preserve">But my attention kept returning irresistibly to </w:t>
-      </w:r>
-      <w:proofErr w:type="spellStart"/>
-      <w:r>
-        <w:t>Luminus</w:t>
-      </w:r>
-      <w:proofErr w:type="spellEnd"/>
-      <w:r>
-        <w:t>.</w:t>
+        <w:t>But my attention kept returning irresistibly to Luminus.</w:t>
       </w:r>
     </w:p>
     <w:p>
@@ -604,15 +551,7 @@
     </w:p>
     <w:p>
       <w:r>
-        <w:t xml:space="preserve">Unlike the gray and blue dragons, </w:t>
-      </w:r>
-      <w:proofErr w:type="spellStart"/>
-      <w:r>
-        <w:t>Luminus</w:t>
-      </w:r>
-      <w:proofErr w:type="spellEnd"/>
-      <w:r>
-        <w:t xml:space="preserve"> appeared neither warm and good-natured nor graceful and refined.</w:t>
+        <w:t>Unlike the gray and blue dragons, Luminus appeared neither warm and good-natured nor graceful and refined.</w:t>
       </w:r>
     </w:p>
     <w:p>
@@ -642,168 +581,158 @@
     </w:p>
     <w:p>
       <w:r>
-        <w:t>They no longer carried crossbows.</w:t>
-      </w:r>
-    </w:p>
-    <w:p>
-      <w:r>
-        <w:t>Whether this was intended as a demonstration of peaceful intentions—or merely a suggestion that the blades across their backs would be more than sufficient if anything went wrong—I couldn’t tell.</w:t>
-      </w:r>
-    </w:p>
-    <w:p>
-      <w:r>
-        <w:t>One of them, apparently the senior man, stepped forward and bowed politely.</w:t>
-      </w:r>
-    </w:p>
-    <w:p>
-      <w:r>
-        <w:t>“Hello, Grant,” Augusto said to him in the same calm, courteous manner. “We need to speak with your master. Keep watch over our prisoners in the meantime.”</w:t>
-      </w:r>
-    </w:p>
-    <w:p>
-      <w:r>
+        <w:t xml:space="preserve">They no longer carried crossbows. That might have been intended as a show of peaceful intentions—or as a suggestion that, if anything went wrong, the blades across their backs would be more than enough. </w:t>
+      </w:r>
+    </w:p>
+    <w:p>
+      <w:r>
+        <w:t xml:space="preserve">One of the servants, apparently the senior man, stepped forward and bowed politely. He was tall and broad-shouldered, dark-skinned, with a weathered, sun-browned face much like Augusto’s and noticeable gray in his hair. </w:t>
+      </w:r>
+    </w:p>
+    <w:p>
+      <w:r>
+        <w:t>“Hello, Grant,” Augusto said in the same calm, courteous tone. “We need to speak with your master. Keep watch over our prisoners in the meantime.”</w:t>
+      </w:r>
+    </w:p>
+    <w:p>
+      <w:r>
+        <w:lastRenderedPageBreak/>
         <w:t>Grant gave a brief nod.</w:t>
       </w:r>
     </w:p>
     <w:p>
       <w:r>
+        <w:t>Then he looked toward one of his men, indicated Baldur and Haka, and gestured off to one side.</w:t>
+      </w:r>
+    </w:p>
+    <w:p>
+      <w:r>
+        <w:t>The second guard answered with a bow of acknowledgement.</w:t>
+      </w:r>
+    </w:p>
+    <w:p>
+      <w:r>
+        <w:t>Still without speaking, Grant motioned for us to follow.</w:t>
+      </w:r>
+    </w:p>
+    <w:p>
+      <w:r>
+        <w:t>Rather than lead us through the side door directly ahead, he began circling the house toward the main entrance.</w:t>
+      </w:r>
+    </w:p>
+    <w:p>
+      <w:r>
+        <w:t>As we followed, I glanced back and saw that two more guards had taken up positions behind us.</w:t>
+      </w:r>
+    </w:p>
+    <w:p>
+      <w:r>
+        <w:t>The others remained with Baldur, Haka, and our dragons.</w:t>
+      </w:r>
+    </w:p>
+    <w:p>
+      <w:r>
+        <w:t>We climbed the steps curving around the forecourt before the main entrance.</w:t>
+      </w:r>
+    </w:p>
+    <w:p>
+      <w:r>
+        <w:t>The servant pulled open one leaf of the monumental door, its surface covered with wrought-iron latticework, and bowed politely, inviting us inside.</w:t>
+      </w:r>
+    </w:p>
+    <w:p>
+      <w:r>
+        <w:t>We entered a vast hall with a high ceiling, from which hung a massive wrought-iron chandelier. The walls were paneled in dark, weathered wood.</w:t>
+      </w:r>
+    </w:p>
+    <w:p>
+      <w:r>
+        <w:t>Light filtered through narrow pointed windows filled with colored mosaic glass, creating an atmosphere of somber ceremonial grandeur.</w:t>
+      </w:r>
+    </w:p>
+    <w:p>
+      <w:r>
+        <w:t>There was far too little light for my taste.</w:t>
+      </w:r>
+    </w:p>
+    <w:p>
+      <w:r>
+        <w:t>I also found myself thinking that, from outside, the windows had looked considerably larger.</w:t>
+      </w:r>
+    </w:p>
+    <w:p>
+      <w:r>
+        <w:t>Against the far wall, at the center of a low dais raised by a single step, stood a massive chair of carved wood with a high, straight back and broad armrests.</w:t>
+      </w:r>
+    </w:p>
+    <w:p>
+      <w:r>
+        <w:t>Meyron sat upon it with his back perfectly straight and his hands resting on the arms, every inch the lord of the manor.</w:t>
+      </w:r>
+    </w:p>
+    <w:p>
+      <w:r>
+        <w:t>Apparently, the warlock had found time to change since appearing in the courtyard.</w:t>
+      </w:r>
+    </w:p>
+    <w:p>
+      <w:r>
+        <w:t>He now wore a dark violet velvet suit over a snow-white shirt with a standing collar, along with soft, low boots fastened with laces. A silk cloak had been draped over his shoulders in the same deep burgundy as the roofs of his estate.</w:t>
+      </w:r>
+    </w:p>
+    <w:p>
+      <w:r>
+        <w:t>Meyron’s glossy black hair, slightly wavy and falling to his shoulders, was held back by a delicate circlet—silver, or more likely platinum, judging by its color. Set at its center was a large emerald.</w:t>
+      </w:r>
+    </w:p>
+    <w:p>
+      <w:r>
+        <w:t>Behind the dais, seven guards stood motionless in a broad semicircle.</w:t>
+      </w:r>
+    </w:p>
+    <w:p>
+      <w:r>
+        <w:t>All held the same position: feet slightly apart, hands clasped behind their backs.</w:t>
+      </w:r>
+    </w:p>
+    <w:p>
+      <w:r>
+        <w:t>It occurred to me that Meyron was trying to present himself not as a scholar or practitioner of magic, but as a powerful nobleman.</w:t>
+      </w:r>
+    </w:p>
+    <w:p>
+      <w:r>
+        <w:t>And the effort was so obvious—so exaggerated—that it bordered on caricature.</w:t>
+      </w:r>
+    </w:p>
+    <w:p>
+      <w:r>
+        <w:t>I couldn’t shake the sense of performance.</w:t>
+      </w:r>
+    </w:p>
+    <w:p>
+      <w:r>
+        <w:t>Of something almost unnaturally staged.</w:t>
+      </w:r>
+    </w:p>
+    <w:p>
+      <w:r>
+        <w:t>I glanced quickly at my companions.</w:t>
+      </w:r>
+    </w:p>
+    <w:p>
+      <w:r>
+        <w:t>The familiar half-smile played on Art’s face—the one that meant he was thoroughly amused and interested by what was happening.</w:t>
+      </w:r>
+    </w:p>
+    <w:p>
+      <w:r>
         <w:lastRenderedPageBreak/>
-        <w:t>Then he looked toward one of his men, indicated Baldur and Haka, and gestured off to one side.</w:t>
-      </w:r>
-    </w:p>
-    <w:p>
-      <w:r>
-        <w:t>The second guard answered with a bow of acknowledgement.</w:t>
-      </w:r>
-    </w:p>
-    <w:p>
-      <w:r>
-        <w:t>Still without speaking, Grant motioned for us to follow.</w:t>
-      </w:r>
-    </w:p>
-    <w:p>
-      <w:r>
-        <w:t>Rather than lead us through the side door directly ahead, he began circling the house toward the main entrance.</w:t>
-      </w:r>
-    </w:p>
-    <w:p>
-      <w:r>
-        <w:t>As we followed, I glanced back and saw that two more guards had taken up positions behind us.</w:t>
-      </w:r>
-    </w:p>
-    <w:p>
-      <w:r>
-        <w:t>The others remained with Baldur, Haka, and our dragons.</w:t>
-      </w:r>
-    </w:p>
-    <w:p>
-      <w:r>
-        <w:t>We climbed the steps curving around the forecourt before the main entrance.</w:t>
-      </w:r>
-    </w:p>
-    <w:p>
-      <w:r>
-        <w:t>The servant pulled open one leaf of the monumental door, its surface covered with wrought-iron latticework, and bowed politely, inviting us inside.</w:t>
-      </w:r>
-    </w:p>
-    <w:p>
-      <w:r>
-        <w:t>We entered a vast hall with a high ceiling, from which hung a massive wrought-iron chandelier. The walls were paneled in dark, weathered wood.</w:t>
-      </w:r>
-    </w:p>
-    <w:p>
-      <w:r>
-        <w:t>Light filtered through narrow pointed windows filled with colored mosaic glass, creating an atmosphere of somber ceremonial grandeur.</w:t>
-      </w:r>
-    </w:p>
-    <w:p>
-      <w:r>
-        <w:t>There was far too little light for my taste.</w:t>
-      </w:r>
-    </w:p>
-    <w:p>
-      <w:r>
-        <w:t>I also found myself thinking that, from outside, the windows had looked considerably larger.</w:t>
-      </w:r>
-    </w:p>
-    <w:p>
-      <w:r>
-        <w:t>Against the far wall, at the center of a low dais raised by a single step, stood a massive chair of carved wood with a high, straight back and broad armrests.</w:t>
-      </w:r>
-    </w:p>
-    <w:p>
-      <w:r>
-        <w:t>Meyron sat upon it with his back perfectly straight and his hands resting on the arms, every inch the lord of the manor.</w:t>
-      </w:r>
-    </w:p>
-    <w:p>
-      <w:r>
-        <w:t>Apparently, the warlock had found time to change since appearing in the courtyard.</w:t>
-      </w:r>
-    </w:p>
-    <w:p>
-      <w:r>
-        <w:t>He now wore a dark violet velvet suit over a snow-white shirt with a standing collar, along with soft, low boots fastened with laces.</w:t>
-      </w:r>
-    </w:p>
-    <w:p>
-      <w:r>
-        <w:t>A silk cloak had been draped across his shoulders in the same deep burgundy as the roofs of the estate.</w:t>
-      </w:r>
-    </w:p>
-    <w:p>
-      <w:r>
-        <w:t>His slightly wavy fair hair fell to his shoulders and was held back by a delicate circlet—silver or perhaps platinum—set with a large emerald.</w:t>
-      </w:r>
-    </w:p>
-    <w:p>
-      <w:r>
-        <w:t>Behind the dais, seven guards stood motionless in a broad semicircle.</w:t>
-      </w:r>
-    </w:p>
-    <w:p>
-      <w:r>
-        <w:t>All held the same position: feet slightly apart, hands clasped behind their backs.</w:t>
-      </w:r>
-    </w:p>
-    <w:p>
-      <w:r>
-        <w:t>It occurred to me that Meyron was trying to present himself not as a scholar or practitioner of magic, but as a powerful nobleman.</w:t>
-      </w:r>
-    </w:p>
-    <w:p>
-      <w:r>
-        <w:t>And the effort was so obvious—so exaggerated—that it bordered on caricature.</w:t>
-      </w:r>
-    </w:p>
-    <w:p>
-      <w:r>
-        <w:t>I couldn’t shake the sense of performance.</w:t>
-      </w:r>
-    </w:p>
-    <w:p>
-      <w:r>
-        <w:t>Of something almost unnaturally staged.</w:t>
-      </w:r>
-    </w:p>
-    <w:p>
-      <w:r>
-        <w:t>I glanced quickly at my companions.</w:t>
-      </w:r>
-    </w:p>
-    <w:p>
-      <w:r>
-        <w:t>The familiar half-smile played on Art’s face—the one that meant he was thoroughly amused and interested by what was happening.</w:t>
-      </w:r>
-    </w:p>
-    <w:p>
-      <w:r>
         <w:t>Sana also seemed to be suppressing a smile.</w:t>
       </w:r>
     </w:p>
     <w:p>
       <w:r>
-        <w:lastRenderedPageBreak/>
         <w:t>But hers meant something different.</w:t>
       </w:r>
     </w:p>
@@ -929,15 +858,7 @@
     </w:p>
     <w:p>
       <w:r>
-        <w:t xml:space="preserve">He held </w:t>
-      </w:r>
-      <w:proofErr w:type="spellStart"/>
-      <w:r>
-        <w:t>Meyron’s</w:t>
-      </w:r>
-      <w:proofErr w:type="spellEnd"/>
-      <w:r>
-        <w:t xml:space="preserve"> gaze.</w:t>
+        <w:t>He held Meyron’s gaze.</w:t>
       </w:r>
     </w:p>
     <w:p>
@@ -1053,15 +974,7 @@
     </w:p>
     <w:p>
       <w:r>
-        <w:t xml:space="preserve">For several seconds, she stared into </w:t>
-      </w:r>
-      <w:proofErr w:type="spellStart"/>
-      <w:r>
-        <w:t>Meyron’s</w:t>
-      </w:r>
-      <w:proofErr w:type="spellEnd"/>
-      <w:r>
-        <w:t xml:space="preserve"> eyes.</w:t>
+        <w:t>For several seconds, she stared into Meyron’s eyes.</w:t>
       </w:r>
     </w:p>
     <w:p>
@@ -1186,13 +1099,8 @@
       </w:r>
     </w:p>
     <w:p>
-      <w:proofErr w:type="spellStart"/>
-      <w:r>
-        <w:t>Meyron’s</w:t>
-      </w:r>
-      <w:proofErr w:type="spellEnd"/>
-      <w:r>
-        <w:t xml:space="preserve"> clothing had changed as well.</w:t>
+      <w:r>
+        <w:t>Meyron’s clothing had changed as well.</w:t>
       </w:r>
     </w:p>
     <w:p>
@@ -1346,9 +1254,6 @@
         <w:t xml:space="preserve">“Let us move out onto the </w:t>
       </w:r>
       <w:r>
-        <w:rPr>
-          <w:lang w:val="en-US"/>
-        </w:rPr>
         <w:t>terrace</w:t>
       </w:r>
       <w:r>
@@ -1988,7 +1893,6 @@
   <w:style w:type="character" w:default="1" w:styleId="DefaultParagraphFont">
     <w:name w:val="Default Paragraph Font"/>
     <w:uiPriority w:val="1"/>
-    <w:semiHidden/>
     <w:unhideWhenUsed/>
   </w:style>
   <w:style w:type="table" w:default="1" w:styleId="TableNormal">
